--- a/1госп/6 Фильтры и таблицы.docx
+++ b/1госп/6 Фильтры и таблицы.docx
@@ -850,12 +850,11 @@
         <w:rPr>
           <w:rFonts w:ascii="Times New Roman" w:eastAsia="Calibri" w:hAnsi="Times New Roman" w:cs="Times New Roman"/>
           <w:b/>
-          <w:color w:val="FF0000"/>
-          <w:sz w:val="28"/>
-          <w:szCs w:val="28"/>
-          <w:lang w:eastAsia="en-US"/>
-        </w:rPr>
-        <w:t>-</w:t>
+          <w:sz w:val="28"/>
+          <w:szCs w:val="28"/>
+          <w:lang w:eastAsia="en-US"/>
+        </w:rPr>
+        <w:t>Дополнительно:</w:t>
       </w:r>
       <w:r>
         <w:rPr>
